--- a/docs/SMS_TEMPLATE_REGISTRATION_REQUEST.docx
+++ b/docs/SMS_TEMPLATE_REGISTRATION_REQUEST.docx
@@ -23,7 +23,7 @@
           <w:color w:val="606060"/>
           <w:sz w:val="18"/>
         </w:rPr>
-        <w:t>Công ty: CÔNG TY TNHH MTV TM&amp;DV ĐẠI Á (Seoul Aqua)    ·    Brandname: SEOUL AQUA</w:t>
+        <w:t>CÔNG TY TNHH MTV TM&amp;DV ĐẠI Á (Seoul Aqua)    ·    Brandname: SEOUL AQUA    ·    23/09/2026</w:t>
       </w:r>
     </w:p>
     <w:p>
@@ -33,22 +33,32 @@
     </w:p>
     <w:p>
       <w:r>
-        <w:t>Hệ thống của Seoul Aqua đã gửi thử toàn bộ mẫu tin qua API eSMS. Hiện chỉ có mẫu «Nhắc lịch bảo trì định kỳ» được duyệt; các mẫu còn lại trả về CodeResult 146 — Sai template Brandname CSKH.</w:t>
+        <w:t>Cảm ơn anh/chị đã phản hồi. Chúng tôi đã chỉnh sửa theo đúng bốn yêu cầu: bổ sung nội dung thực tế đã gồm biến, dùng link cố định thay cho biến, đăng ký nội dung không dấu, và bỏ toàn bộ mẫu tiếng Hàn.</w:t>
       </w:r>
     </w:p>
     <w:p>
       <w:r>
-        <w:t>Chúng tôi xin đăng ký thêm các mẫu tin dưới đây. Mỗi ngôn ngữ là một nội dung riêng nên cần duyệt riêng. Phần trong dấu { } là tham số thay đổi theo từng tin, kèm độ dài tối đa.</w:t>
+        <w:t>Link cố định dùng chung cho mọi mẫu: soms.seoulaqua.com.vn</w:t>
       </w:r>
     </w:p>
     <w:p>
       <w:r>
-        <w:t>Tần suất dự kiến và mục đích sử dụng của từng mẫu giống hồ sơ Brandname đã nộp: tin chăm sóc khách hàng (CSKH), gửi tới khách hàng đang có hợp đồng thuê hoặc bảo trì với Seoul Aqua.</w:t>
+        <w:t>Tất cả nội dung dưới đây đều không dấu và nằm gọn trong 1 segment (≤160 ký tự).</w:t>
       </w:r>
     </w:p>
     <w:p>
       <w:r>
-        <w:t>Nhờ anh/chị cho biết mẫu nào cần chỉnh sửa để được duyệt, và thời gian dự kiến hoàn tất. Xin cảm ơn.</w:t>
+        <w:t>Phần trong dấu { } là tham số thay đổi theo từng tin. Độ dài tối đa của từng tham số có trong phụ lục kỹ thuật, và hệ thống của chúng tôi tự động loại bỏ dấu tiếng Việt khỏi giá trị tham số trước khi gửi, nên nội dung thực tế luôn không dấu.</w:t>
+      </w:r>
+    </w:p>
+    <w:p>
+      <w:r>
+        <w:t>Mục đích sử dụng giống hồ sơ Brandname đã nộp: tin chăm sóc khách hàng (CSKH) gửi tới khách hàng đang có hợp đồng thuê hoặc bảo trì với Seoul Aqua.</w:t>
+      </w:r>
+    </w:p>
+    <w:p>
+      <w:r>
+        <w:t>Nhờ anh/chị cho biết mẫu nào cần chỉnh sửa thêm và thời gian dự kiến hoàn tất. Xin cảm ơn.</w:t>
       </w:r>
     </w:p>
     <w:tbl>
@@ -59,15 +69,16 @@
         <w:tblLook w:firstColumn="1" w:firstRow="1" w:lastColumn="0" w:lastRow="0" w:noHBand="0" w:noVBand="1" w:val="04A0"/>
       </w:tblPr>
       <w:tblGrid>
-        <w:gridCol w:w="2493"/>
-        <w:gridCol w:w="2493"/>
-        <w:gridCol w:w="2493"/>
-        <w:gridCol w:w="2493"/>
+        <w:gridCol w:w="2108"/>
+        <w:gridCol w:w="2108"/>
+        <w:gridCol w:w="2108"/>
+        <w:gridCol w:w="2108"/>
+        <w:gridCol w:w="2108"/>
       </w:tblGrid>
       <w:tr>
         <w:tc>
           <w:tcPr>
-            <w:tcW w:type="dxa" w:w="567"/>
+            <w:tcW w:type="dxa" w:w="510"/>
           </w:tcPr>
           <w:p>
             <w:r/>
@@ -82,7 +93,7 @@
         </w:tc>
         <w:tc>
           <w:tcPr>
-            <w:tcW w:type="dxa" w:w="2551"/>
+            <w:tcW w:type="dxa" w:w="1928"/>
           </w:tcPr>
           <w:p>
             <w:r/>
@@ -97,7 +108,7 @@
         </w:tc>
         <w:tc>
           <w:tcPr>
-            <w:tcW w:type="dxa" w:w="1247"/>
+            <w:tcW w:type="dxa" w:w="1020"/>
           </w:tcPr>
           <w:p>
             <w:r/>
@@ -112,7 +123,7 @@
         </w:tc>
         <w:tc>
           <w:tcPr>
-            <w:tcW w:type="dxa" w:w="5272"/>
+            <w:tcW w:type="dxa" w:w="3175"/>
           </w:tcPr>
           <w:p>
             <w:r/>
@@ -121,7 +132,22 @@
                 <w:b/>
                 <w:sz w:val="18"/>
               </w:rPr>
-              <w:t>Nội dung</w:t>
+              <w:t>Nội dung đăng ký</w:t>
+            </w:r>
+          </w:p>
+        </w:tc>
+        <w:tc>
+          <w:tcPr>
+            <w:tcW w:type="dxa" w:w="3175"/>
+          </w:tcPr>
+          <w:p>
+            <w:r/>
+            <w:r>
+              <w:rPr>
+                <w:b/>
+                <w:sz w:val="18"/>
+              </w:rPr>
+              <w:t>Nội dung thực tế</w:t>
             </w:r>
           </w:p>
         </w:tc>
@@ -129,13 +155,16 @@
       <w:tr>
         <w:tc>
           <w:tcPr>
-            <w:tcW w:type="dxa" w:w="567"/>
+            <w:tcW w:type="dxa" w:w="510"/>
           </w:tcPr>
           <w:p>
+            <w:pPr>
+              <w:spacing w:after="40"/>
+            </w:pPr>
             <w:r/>
             <w:r>
               <w:rPr>
-                <w:sz w:val="17"/>
+                <w:sz w:val="16"/>
               </w:rPr>
               <w:t>1</w:t>
             </w:r>
@@ -143,13 +172,16 @@
         </w:tc>
         <w:tc>
           <w:tcPr>
-            <w:tcW w:type="dxa" w:w="2551"/>
+            <w:tcW w:type="dxa" w:w="1928"/>
           </w:tcPr>
           <w:p>
+            <w:pPr>
+              <w:spacing w:after="40"/>
+            </w:pPr>
             <w:r/>
             <w:r>
               <w:rPr>
-                <w:sz w:val="17"/>
+                <w:sz w:val="16"/>
               </w:rPr>
               <w:t>Cấp tài khoản cổng khách hàng</w:t>
             </w:r>
@@ -157,13 +189,16 @@
         </w:tc>
         <w:tc>
           <w:tcPr>
-            <w:tcW w:type="dxa" w:w="1247"/>
+            <w:tcW w:type="dxa" w:w="1020"/>
           </w:tcPr>
           <w:p>
+            <w:pPr>
+              <w:spacing w:after="40"/>
+            </w:pPr>
             <w:r/>
             <w:r>
               <w:rPr>
-                <w:sz w:val="17"/>
+                <w:sz w:val="16"/>
               </w:rPr>
               <w:t>Tiếng Việt</w:t>
             </w:r>
@@ -171,7 +206,7 @@
         </w:tc>
         <w:tc>
           <w:tcPr>
-            <w:tcW w:type="dxa" w:w="5272"/>
+            <w:tcW w:type="dxa" w:w="3175"/>
           </w:tcPr>
           <w:p>
             <w:pPr>
@@ -181,59 +216,15 @@
             <w:r>
               <w:rPr>
                 <w:rFonts w:ascii="Consolas" w:hAnsi="Consolas"/>
-                <w:sz w:val="17"/>
+                <w:sz w:val="16"/>
               </w:rPr>
-              <w:t>[SeoulAqua] Chào {name}. Cổng KH: {url} · ID: {phone} · MK tạm: {pwd}. Đổi MK khi đăng nhập đầu.</w:t>
-            </w:r>
-          </w:p>
-        </w:tc>
-      </w:tr>
-      <w:tr>
-        <w:tc>
-          <w:tcPr>
-            <w:tcW w:type="dxa" w:w="567"/>
-          </w:tcPr>
-          <w:p>
-            <w:r/>
-            <w:r>
-              <w:rPr>
-                <w:sz w:val="17"/>
-              </w:rPr>
-              <w:t>2</w:t>
+              <w:t>[SeoulAqua] Chao {name}. Cong KH: soms.seoulaqua.com.vn - ID: {phone} - MK tam: {pwd}. Doi MK khi dang nhap dau.</w:t>
             </w:r>
           </w:p>
         </w:tc>
         <w:tc>
           <w:tcPr>
-            <w:tcW w:type="dxa" w:w="2551"/>
-          </w:tcPr>
-          <w:p>
-            <w:r/>
-            <w:r>
-              <w:rPr>
-                <w:sz w:val="17"/>
-              </w:rPr>
-              <w:t>Cấp tài khoản cổng khách hàng</w:t>
-            </w:r>
-          </w:p>
-        </w:tc>
-        <w:tc>
-          <w:tcPr>
-            <w:tcW w:type="dxa" w:w="1247"/>
-          </w:tcPr>
-          <w:p>
-            <w:r/>
-            <w:r>
-              <w:rPr>
-                <w:sz w:val="17"/>
-              </w:rPr>
-              <w:t>Tiếng Anh</w:t>
-            </w:r>
-          </w:p>
-        </w:tc>
-        <w:tc>
-          <w:tcPr>
-            <w:tcW w:type="dxa" w:w="5272"/>
+            <w:tcW w:type="dxa" w:w="3175"/>
           </w:tcPr>
           <w:p>
             <w:pPr>
@@ -243,9 +234,9 @@
             <w:r>
               <w:rPr>
                 <w:rFonts w:ascii="Consolas" w:hAnsi="Consolas"/>
-                <w:sz w:val="17"/>
+                <w:sz w:val="16"/>
               </w:rPr>
-              <w:t>[SeoulAqua] Welcome {name}. Portal: {url} · ID: {phone} · Temp PW: {pwd}. Change PW on first login.</w:t>
+              <w:t>[SeoulAqua] Chao Nguyen Van An. Cong KH: soms.seoulaqua.com.vn - ID: 0901234567 - MK tam: Ab12Cd34Ef. Doi MK khi dang nhap dau.</w:t>
             </w:r>
           </w:p>
         </w:tc>
@@ -253,27 +244,33 @@
       <w:tr>
         <w:tc>
           <w:tcPr>
-            <w:tcW w:type="dxa" w:w="567"/>
+            <w:tcW w:type="dxa" w:w="510"/>
           </w:tcPr>
           <w:p>
+            <w:pPr>
+              <w:spacing w:after="40"/>
+            </w:pPr>
             <w:r/>
             <w:r>
               <w:rPr>
-                <w:sz w:val="17"/>
+                <w:sz w:val="16"/>
               </w:rPr>
-              <w:t>3</w:t>
+              <w:t>2</w:t>
             </w:r>
           </w:p>
         </w:tc>
         <w:tc>
           <w:tcPr>
-            <w:tcW w:type="dxa" w:w="2551"/>
+            <w:tcW w:type="dxa" w:w="1928"/>
           </w:tcPr>
           <w:p>
+            <w:pPr>
+              <w:spacing w:after="40"/>
+            </w:pPr>
             <w:r/>
             <w:r>
               <w:rPr>
-                <w:sz w:val="17"/>
+                <w:sz w:val="16"/>
               </w:rPr>
               <w:t>Cấp tài khoản cổng khách hàng</w:t>
             </w:r>
@@ -281,21 +278,24 @@
         </w:tc>
         <w:tc>
           <w:tcPr>
-            <w:tcW w:type="dxa" w:w="1247"/>
+            <w:tcW w:type="dxa" w:w="1020"/>
           </w:tcPr>
           <w:p>
+            <w:pPr>
+              <w:spacing w:after="40"/>
+            </w:pPr>
             <w:r/>
             <w:r>
               <w:rPr>
-                <w:sz w:val="17"/>
+                <w:sz w:val="16"/>
               </w:rPr>
-              <w:t>Tiếng Hàn</w:t>
+              <w:t>Tiếng Anh</w:t>
             </w:r>
           </w:p>
         </w:tc>
         <w:tc>
           <w:tcPr>
-            <w:tcW w:type="dxa" w:w="5272"/>
+            <w:tcW w:type="dxa" w:w="3175"/>
           </w:tcPr>
           <w:p>
             <w:pPr>
@@ -305,59 +305,15 @@
             <w:r>
               <w:rPr>
                 <w:rFonts w:ascii="Consolas" w:hAnsi="Consolas"/>
-                <w:sz w:val="17"/>
+                <w:sz w:val="16"/>
               </w:rPr>
-              <w:t>[SeoulAqua] {name}님 환영합니다. 포털: {url} · ID: {phone} · 임시PW: {pwd}. 첫 로그인 시 비밀번호를 변경하세요.</w:t>
-            </w:r>
-          </w:p>
-        </w:tc>
-      </w:tr>
-      <w:tr>
-        <w:tc>
-          <w:tcPr>
-            <w:tcW w:type="dxa" w:w="567"/>
-          </w:tcPr>
-          <w:p>
-            <w:r/>
-            <w:r>
-              <w:rPr>
-                <w:sz w:val="17"/>
-              </w:rPr>
-              <w:t>4</w:t>
+              <w:t>[SeoulAqua] Welcome {name}. Portal: soms.seoulaqua.com.vn - ID: {phone} - Temp PW: {pwd}. Change PW on first login.</w:t>
             </w:r>
           </w:p>
         </w:tc>
         <w:tc>
           <w:tcPr>
-            <w:tcW w:type="dxa" w:w="2551"/>
-          </w:tcPr>
-          <w:p>
-            <w:r/>
-            <w:r>
-              <w:rPr>
-                <w:sz w:val="17"/>
-              </w:rPr>
-              <w:t>Đặt lại mật khẩu cổng khách hàng</w:t>
-            </w:r>
-          </w:p>
-        </w:tc>
-        <w:tc>
-          <w:tcPr>
-            <w:tcW w:type="dxa" w:w="1247"/>
-          </w:tcPr>
-          <w:p>
-            <w:r/>
-            <w:r>
-              <w:rPr>
-                <w:sz w:val="17"/>
-              </w:rPr>
-              <w:t>Tiếng Việt</w:t>
-            </w:r>
-          </w:p>
-        </w:tc>
-        <w:tc>
-          <w:tcPr>
-            <w:tcW w:type="dxa" w:w="5272"/>
+            <w:tcW w:type="dxa" w:w="3175"/>
           </w:tcPr>
           <w:p>
             <w:pPr>
@@ -367,9 +323,9 @@
             <w:r>
               <w:rPr>
                 <w:rFonts w:ascii="Consolas" w:hAnsi="Consolas"/>
-                <w:sz w:val="17"/>
+                <w:sz w:val="16"/>
               </w:rPr>
-              <w:t>[SeoulAqua] MK của {name} đã đặt lại. MK mới: {pwd} · {url}. Không phải bạn? LH {hq_phone}</w:t>
+              <w:t>[SeoulAqua] Welcome Nguyen Van An. Portal: soms.seoulaqua.com.vn - ID: 0901234567 - Temp PW: Ab12Cd34Ef. Change PW on first login.</w:t>
             </w:r>
           </w:p>
         </w:tc>
@@ -377,27 +333,33 @@
       <w:tr>
         <w:tc>
           <w:tcPr>
-            <w:tcW w:type="dxa" w:w="567"/>
+            <w:tcW w:type="dxa" w:w="510"/>
           </w:tcPr>
           <w:p>
+            <w:pPr>
+              <w:spacing w:after="40"/>
+            </w:pPr>
             <w:r/>
             <w:r>
               <w:rPr>
-                <w:sz w:val="17"/>
+                <w:sz w:val="16"/>
               </w:rPr>
-              <w:t>5</w:t>
+              <w:t>3</w:t>
             </w:r>
           </w:p>
         </w:tc>
         <w:tc>
           <w:tcPr>
-            <w:tcW w:type="dxa" w:w="2551"/>
+            <w:tcW w:type="dxa" w:w="1928"/>
           </w:tcPr>
           <w:p>
+            <w:pPr>
+              <w:spacing w:after="40"/>
+            </w:pPr>
             <w:r/>
             <w:r>
               <w:rPr>
-                <w:sz w:val="17"/>
+                <w:sz w:val="16"/>
               </w:rPr>
               <w:t>Đặt lại mật khẩu cổng khách hàng</w:t>
             </w:r>
@@ -405,21 +367,24 @@
         </w:tc>
         <w:tc>
           <w:tcPr>
-            <w:tcW w:type="dxa" w:w="1247"/>
+            <w:tcW w:type="dxa" w:w="1020"/>
           </w:tcPr>
           <w:p>
+            <w:pPr>
+              <w:spacing w:after="40"/>
+            </w:pPr>
             <w:r/>
             <w:r>
               <w:rPr>
-                <w:sz w:val="17"/>
+                <w:sz w:val="16"/>
               </w:rPr>
-              <w:t>Tiếng Anh</w:t>
+              <w:t>Tiếng Việt</w:t>
             </w:r>
           </w:p>
         </w:tc>
         <w:tc>
           <w:tcPr>
-            <w:tcW w:type="dxa" w:w="5272"/>
+            <w:tcW w:type="dxa" w:w="3175"/>
           </w:tcPr>
           <w:p>
             <w:pPr>
@@ -429,59 +394,15 @@
             <w:r>
               <w:rPr>
                 <w:rFonts w:ascii="Consolas" w:hAnsi="Consolas"/>
-                <w:sz w:val="17"/>
+                <w:sz w:val="16"/>
               </w:rPr>
-              <w:t>[SeoulAqua] {name}, password reset. New PW: {pwd} · {url}. If not you: {hq_phone}</w:t>
-            </w:r>
-          </w:p>
-        </w:tc>
-      </w:tr>
-      <w:tr>
-        <w:tc>
-          <w:tcPr>
-            <w:tcW w:type="dxa" w:w="567"/>
-          </w:tcPr>
-          <w:p>
-            <w:r/>
-            <w:r>
-              <w:rPr>
-                <w:sz w:val="17"/>
-              </w:rPr>
-              <w:t>6</w:t>
+              <w:t>[SeoulAqua] MK cua {name} da dat lai. MK moi: {pwd} - soms.seoulaqua.com.vn. Khong phai ban? LH {hq_phone}</w:t>
             </w:r>
           </w:p>
         </w:tc>
         <w:tc>
           <w:tcPr>
-            <w:tcW w:type="dxa" w:w="2551"/>
-          </w:tcPr>
-          <w:p>
-            <w:r/>
-            <w:r>
-              <w:rPr>
-                <w:sz w:val="17"/>
-              </w:rPr>
-              <w:t>Đặt lại mật khẩu cổng khách hàng</w:t>
-            </w:r>
-          </w:p>
-        </w:tc>
-        <w:tc>
-          <w:tcPr>
-            <w:tcW w:type="dxa" w:w="1247"/>
-          </w:tcPr>
-          <w:p>
-            <w:r/>
-            <w:r>
-              <w:rPr>
-                <w:sz w:val="17"/>
-              </w:rPr>
-              <w:t>Tiếng Hàn</w:t>
-            </w:r>
-          </w:p>
-        </w:tc>
-        <w:tc>
-          <w:tcPr>
-            <w:tcW w:type="dxa" w:w="5272"/>
+            <w:tcW w:type="dxa" w:w="3175"/>
           </w:tcPr>
           <w:p>
             <w:pPr>
@@ -491,9 +412,9 @@
             <w:r>
               <w:rPr>
                 <w:rFonts w:ascii="Consolas" w:hAnsi="Consolas"/>
-                <w:sz w:val="17"/>
+                <w:sz w:val="16"/>
               </w:rPr>
-              <w:t>[SeoulAqua] {name}님 비밀번호 초기화. 새 PW: {pwd} · 접속 {url}. 본인 요청이 아닌 경우 {hq_phone}</w:t>
+              <w:t>[SeoulAqua] MK cua Nguyen Van An da dat lai. MK moi: Ab12Cd34Ef - soms.seoulaqua.com.vn. Khong phai ban? LH 0768902009</w:t>
             </w:r>
           </w:p>
         </w:tc>
@@ -501,49 +422,58 @@
       <w:tr>
         <w:tc>
           <w:tcPr>
-            <w:tcW w:type="dxa" w:w="567"/>
+            <w:tcW w:type="dxa" w:w="510"/>
           </w:tcPr>
           <w:p>
+            <w:pPr>
+              <w:spacing w:after="40"/>
+            </w:pPr>
             <w:r/>
             <w:r>
               <w:rPr>
-                <w:sz w:val="17"/>
+                <w:sz w:val="16"/>
               </w:rPr>
-              <w:t>7</w:t>
+              <w:t>4</w:t>
             </w:r>
           </w:p>
         </w:tc>
         <w:tc>
           <w:tcPr>
-            <w:tcW w:type="dxa" w:w="2551"/>
+            <w:tcW w:type="dxa" w:w="1928"/>
           </w:tcPr>
           <w:p>
+            <w:pPr>
+              <w:spacing w:after="40"/>
+            </w:pPr>
             <w:r/>
             <w:r>
               <w:rPr>
-                <w:sz w:val="17"/>
+                <w:sz w:val="16"/>
               </w:rPr>
-              <w:t>Mã xác thực khôi phục mật khẩu nhân viên</w:t>
+              <w:t>Đặt lại mật khẩu cổng khách hàng</w:t>
             </w:r>
           </w:p>
         </w:tc>
         <w:tc>
           <w:tcPr>
-            <w:tcW w:type="dxa" w:w="1247"/>
+            <w:tcW w:type="dxa" w:w="1020"/>
           </w:tcPr>
           <w:p>
+            <w:pPr>
+              <w:spacing w:after="40"/>
+            </w:pPr>
             <w:r/>
             <w:r>
               <w:rPr>
-                <w:sz w:val="17"/>
+                <w:sz w:val="16"/>
               </w:rPr>
-              <w:t>Tiếng Việt</w:t>
+              <w:t>Tiếng Anh</w:t>
             </w:r>
           </w:p>
         </w:tc>
         <w:tc>
           <w:tcPr>
-            <w:tcW w:type="dxa" w:w="5272"/>
+            <w:tcW w:type="dxa" w:w="3175"/>
           </w:tcPr>
           <w:p>
             <w:pPr>
@@ -553,59 +483,15 @@
             <w:r>
               <w:rPr>
                 <w:rFonts w:ascii="Consolas" w:hAnsi="Consolas"/>
-                <w:sz w:val="17"/>
+                <w:sz w:val="16"/>
               </w:rPr>
-              <w:t>[SeoulAqua] Mã xác thực khôi phục mật khẩu: {code} (hiệu lực {minutes} phút). Không phải bạn? Báo quản trị viên ngay.</w:t>
-            </w:r>
-          </w:p>
-        </w:tc>
-      </w:tr>
-      <w:tr>
-        <w:tc>
-          <w:tcPr>
-            <w:tcW w:type="dxa" w:w="567"/>
-          </w:tcPr>
-          <w:p>
-            <w:r/>
-            <w:r>
-              <w:rPr>
-                <w:sz w:val="17"/>
-              </w:rPr>
-              <w:t>8</w:t>
+              <w:t>[SeoulAqua] {name}, password reset. New PW: {pwd} - soms.seoulaqua.com.vn. If not you: {hq_phone}</w:t>
             </w:r>
           </w:p>
         </w:tc>
         <w:tc>
           <w:tcPr>
-            <w:tcW w:type="dxa" w:w="2551"/>
-          </w:tcPr>
-          <w:p>
-            <w:r/>
-            <w:r>
-              <w:rPr>
-                <w:sz w:val="17"/>
-              </w:rPr>
-              <w:t>Mã xác thực khôi phục mật khẩu nhân viên</w:t>
-            </w:r>
-          </w:p>
-        </w:tc>
-        <w:tc>
-          <w:tcPr>
-            <w:tcW w:type="dxa" w:w="1247"/>
-          </w:tcPr>
-          <w:p>
-            <w:r/>
-            <w:r>
-              <w:rPr>
-                <w:sz w:val="17"/>
-              </w:rPr>
-              <w:t>Tiếng Anh</w:t>
-            </w:r>
-          </w:p>
-        </w:tc>
-        <w:tc>
-          <w:tcPr>
-            <w:tcW w:type="dxa" w:w="5272"/>
+            <w:tcW w:type="dxa" w:w="3175"/>
           </w:tcPr>
           <w:p>
             <w:pPr>
@@ -615,9 +501,9 @@
             <w:r>
               <w:rPr>
                 <w:rFonts w:ascii="Consolas" w:hAnsi="Consolas"/>
-                <w:sz w:val="17"/>
+                <w:sz w:val="16"/>
               </w:rPr>
-              <w:t>[SeoulAqua] Password recovery code: {code} (valid {minutes} min). If this wasn't you, alert your admin immediately.</w:t>
+              <w:t>[SeoulAqua] Nguyen Van An, password reset. New PW: Ab12Cd34Ef - soms.seoulaqua.com.vn. If not you: 0768902009</w:t>
             </w:r>
           </w:p>
         </w:tc>
@@ -625,27 +511,33 @@
       <w:tr>
         <w:tc>
           <w:tcPr>
-            <w:tcW w:type="dxa" w:w="567"/>
+            <w:tcW w:type="dxa" w:w="510"/>
           </w:tcPr>
           <w:p>
+            <w:pPr>
+              <w:spacing w:after="40"/>
+            </w:pPr>
             <w:r/>
             <w:r>
               <w:rPr>
-                <w:sz w:val="17"/>
+                <w:sz w:val="16"/>
               </w:rPr>
-              <w:t>9</w:t>
+              <w:t>5</w:t>
             </w:r>
           </w:p>
         </w:tc>
         <w:tc>
           <w:tcPr>
-            <w:tcW w:type="dxa" w:w="2551"/>
+            <w:tcW w:type="dxa" w:w="1928"/>
           </w:tcPr>
           <w:p>
+            <w:pPr>
+              <w:spacing w:after="40"/>
+            </w:pPr>
             <w:r/>
             <w:r>
               <w:rPr>
-                <w:sz w:val="17"/>
+                <w:sz w:val="16"/>
               </w:rPr>
               <w:t>Mã xác thực khôi phục mật khẩu nhân viên</w:t>
             </w:r>
@@ -653,21 +545,24 @@
         </w:tc>
         <w:tc>
           <w:tcPr>
-            <w:tcW w:type="dxa" w:w="1247"/>
+            <w:tcW w:type="dxa" w:w="1020"/>
           </w:tcPr>
           <w:p>
+            <w:pPr>
+              <w:spacing w:after="40"/>
+            </w:pPr>
             <w:r/>
             <w:r>
               <w:rPr>
-                <w:sz w:val="17"/>
+                <w:sz w:val="16"/>
               </w:rPr>
-              <w:t>Tiếng Hàn</w:t>
+              <w:t>Tiếng Việt</w:t>
             </w:r>
           </w:p>
         </w:tc>
         <w:tc>
           <w:tcPr>
-            <w:tcW w:type="dxa" w:w="5272"/>
+            <w:tcW w:type="dxa" w:w="3175"/>
           </w:tcPr>
           <w:p>
             <w:pPr>
@@ -677,59 +572,15 @@
             <w:r>
               <w:rPr>
                 <w:rFonts w:ascii="Consolas" w:hAnsi="Consolas"/>
-                <w:sz w:val="17"/>
+                <w:sz w:val="16"/>
               </w:rPr>
-              <w:t>[SeoulAqua] 비밀번호 복구 인증코드: {code} ({minutes}분 유효). 본인 요청이 아니면 즉시 관리자에게 알리세요.</w:t>
-            </w:r>
-          </w:p>
-        </w:tc>
-      </w:tr>
-      <w:tr>
-        <w:tc>
-          <w:tcPr>
-            <w:tcW w:type="dxa" w:w="567"/>
-          </w:tcPr>
-          <w:p>
-            <w:r/>
-            <w:r>
-              <w:rPr>
-                <w:sz w:val="17"/>
-              </w:rPr>
-              <w:t>10</w:t>
+              <w:t>[SeoulAqua] Ma xac thuc khoi phuc mat khau: {code} (hieu luc {minutes} phut). Khong phai ban? Bao quan tri vien ngay.</w:t>
             </w:r>
           </w:p>
         </w:tc>
         <w:tc>
           <w:tcPr>
-            <w:tcW w:type="dxa" w:w="2551"/>
-          </w:tcPr>
-          <w:p>
-            <w:r/>
-            <w:r>
-              <w:rPr>
-                <w:sz w:val="17"/>
-              </w:rPr>
-              <w:t>Duyệt yêu cầu dịch vụ có phí</w:t>
-            </w:r>
-          </w:p>
-        </w:tc>
-        <w:tc>
-          <w:tcPr>
-            <w:tcW w:type="dxa" w:w="1247"/>
-          </w:tcPr>
-          <w:p>
-            <w:r/>
-            <w:r>
-              <w:rPr>
-                <w:sz w:val="17"/>
-              </w:rPr>
-              <w:t>Tiếng Việt</w:t>
-            </w:r>
-          </w:p>
-        </w:tc>
-        <w:tc>
-          <w:tcPr>
-            <w:tcW w:type="dxa" w:w="5272"/>
+            <w:tcW w:type="dxa" w:w="3175"/>
           </w:tcPr>
           <w:p>
             <w:pPr>
@@ -739,9 +590,9 @@
             <w:r>
               <w:rPr>
                 <w:rFonts w:ascii="Consolas" w:hAnsi="Consolas"/>
-                <w:sz w:val="17"/>
+                <w:sz w:val="16"/>
               </w:rPr>
-              <w:t>[SeoulAqua] YC #{req_no} duyệt. Chi phí: {amount}đ · Hẹn: {date}. XN: {url}</w:t>
+              <w:t>[SeoulAqua] Ma xac thuc khoi phuc mat khau: 123456 (hieu luc 10 phut). Khong phai ban? Bao quan tri vien ngay.</w:t>
             </w:r>
           </w:p>
         </w:tc>
@@ -749,41 +600,50 @@
       <w:tr>
         <w:tc>
           <w:tcPr>
-            <w:tcW w:type="dxa" w:w="567"/>
+            <w:tcW w:type="dxa" w:w="510"/>
           </w:tcPr>
           <w:p>
+            <w:pPr>
+              <w:spacing w:after="40"/>
+            </w:pPr>
             <w:r/>
             <w:r>
               <w:rPr>
-                <w:sz w:val="17"/>
+                <w:sz w:val="16"/>
               </w:rPr>
-              <w:t>11</w:t>
+              <w:t>6</w:t>
             </w:r>
           </w:p>
         </w:tc>
         <w:tc>
           <w:tcPr>
-            <w:tcW w:type="dxa" w:w="2551"/>
+            <w:tcW w:type="dxa" w:w="1928"/>
           </w:tcPr>
           <w:p>
+            <w:pPr>
+              <w:spacing w:after="40"/>
+            </w:pPr>
             <w:r/>
             <w:r>
               <w:rPr>
-                <w:sz w:val="17"/>
+                <w:sz w:val="16"/>
               </w:rPr>
-              <w:t>Duyệt yêu cầu dịch vụ có phí</w:t>
+              <w:t>Mã xác thực khôi phục mật khẩu nhân viên</w:t>
             </w:r>
           </w:p>
         </w:tc>
         <w:tc>
           <w:tcPr>
-            <w:tcW w:type="dxa" w:w="1247"/>
+            <w:tcW w:type="dxa" w:w="1020"/>
           </w:tcPr>
           <w:p>
+            <w:pPr>
+              <w:spacing w:after="40"/>
+            </w:pPr>
             <w:r/>
             <w:r>
               <w:rPr>
-                <w:sz w:val="17"/>
+                <w:sz w:val="16"/>
               </w:rPr>
               <w:t>Tiếng Anh</w:t>
             </w:r>
@@ -791,7 +651,7 @@
         </w:tc>
         <w:tc>
           <w:tcPr>
-            <w:tcW w:type="dxa" w:w="5272"/>
+            <w:tcW w:type="dxa" w:w="3175"/>
           </w:tcPr>
           <w:p>
             <w:pPr>
@@ -801,59 +661,15 @@
             <w:r>
               <w:rPr>
                 <w:rFonts w:ascii="Consolas" w:hAnsi="Consolas"/>
-                <w:sz w:val="17"/>
+                <w:sz w:val="16"/>
               </w:rPr>
-              <w:t>[SeoulAqua] Request #{req_no} approved. Cost: {amount} VND · Visit: {date}. Confirm: {url}</w:t>
-            </w:r>
-          </w:p>
-        </w:tc>
-      </w:tr>
-      <w:tr>
-        <w:tc>
-          <w:tcPr>
-            <w:tcW w:type="dxa" w:w="567"/>
-          </w:tcPr>
-          <w:p>
-            <w:r/>
-            <w:r>
-              <w:rPr>
-                <w:sz w:val="17"/>
-              </w:rPr>
-              <w:t>12</w:t>
+              <w:t>[SeoulAqua] Password recovery code: {code} (valid {minutes} min). If this wasn't you, alert your admin immediately.</w:t>
             </w:r>
           </w:p>
         </w:tc>
         <w:tc>
           <w:tcPr>
-            <w:tcW w:type="dxa" w:w="2551"/>
-          </w:tcPr>
-          <w:p>
-            <w:r/>
-            <w:r>
-              <w:rPr>
-                <w:sz w:val="17"/>
-              </w:rPr>
-              <w:t>Duyệt yêu cầu dịch vụ có phí</w:t>
-            </w:r>
-          </w:p>
-        </w:tc>
-        <w:tc>
-          <w:tcPr>
-            <w:tcW w:type="dxa" w:w="1247"/>
-          </w:tcPr>
-          <w:p>
-            <w:r/>
-            <w:r>
-              <w:rPr>
-                <w:sz w:val="17"/>
-              </w:rPr>
-              <w:t>Tiếng Hàn</w:t>
-            </w:r>
-          </w:p>
-        </w:tc>
-        <w:tc>
-          <w:tcPr>
-            <w:tcW w:type="dxa" w:w="5272"/>
+            <w:tcW w:type="dxa" w:w="3175"/>
           </w:tcPr>
           <w:p>
             <w:pPr>
@@ -863,9 +679,9 @@
             <w:r>
               <w:rPr>
                 <w:rFonts w:ascii="Consolas" w:hAnsi="Consolas"/>
-                <w:sz w:val="17"/>
+                <w:sz w:val="16"/>
               </w:rPr>
-              <w:t>[SeoulAqua] 요청 #{req_no} 승인. 비용 {amount}₫ · 방문 {date}. 동의 {url}</w:t>
+              <w:t>[SeoulAqua] Password recovery code: 123456 (valid 10 min). If this wasn't you, alert your admin immediately.</w:t>
             </w:r>
           </w:p>
         </w:tc>
@@ -873,41 +689,50 @@
       <w:tr>
         <w:tc>
           <w:tcPr>
-            <w:tcW w:type="dxa" w:w="567"/>
+            <w:tcW w:type="dxa" w:w="510"/>
           </w:tcPr>
           <w:p>
+            <w:pPr>
+              <w:spacing w:after="40"/>
+            </w:pPr>
             <w:r/>
             <w:r>
               <w:rPr>
-                <w:sz w:val="17"/>
+                <w:sz w:val="16"/>
               </w:rPr>
-              <w:t>13</w:t>
+              <w:t>7</w:t>
             </w:r>
           </w:p>
         </w:tc>
         <w:tc>
           <w:tcPr>
-            <w:tcW w:type="dxa" w:w="2551"/>
+            <w:tcW w:type="dxa" w:w="1928"/>
           </w:tcPr>
           <w:p>
+            <w:pPr>
+              <w:spacing w:after="40"/>
+            </w:pPr>
             <w:r/>
             <w:r>
               <w:rPr>
-                <w:sz w:val="17"/>
+                <w:sz w:val="16"/>
               </w:rPr>
-              <w:t>Từ chối yêu cầu dịch vụ</w:t>
+              <w:t>Duyệt yêu cầu dịch vụ có phí</w:t>
             </w:r>
           </w:p>
         </w:tc>
         <w:tc>
           <w:tcPr>
-            <w:tcW w:type="dxa" w:w="1247"/>
+            <w:tcW w:type="dxa" w:w="1020"/>
           </w:tcPr>
           <w:p>
+            <w:pPr>
+              <w:spacing w:after="40"/>
+            </w:pPr>
             <w:r/>
             <w:r>
               <w:rPr>
-                <w:sz w:val="17"/>
+                <w:sz w:val="16"/>
               </w:rPr>
               <w:t>Tiếng Việt</w:t>
             </w:r>
@@ -915,7 +740,7 @@
         </w:tc>
         <w:tc>
           <w:tcPr>
-            <w:tcW w:type="dxa" w:w="5272"/>
+            <w:tcW w:type="dxa" w:w="3175"/>
           </w:tcPr>
           <w:p>
             <w:pPr>
@@ -925,59 +750,15 @@
             <w:r>
               <w:rPr>
                 <w:rFonts w:ascii="Consolas" w:hAnsi="Consolas"/>
-                <w:sz w:val="17"/>
+                <w:sz w:val="16"/>
               </w:rPr>
-              <w:t>[SeoulAqua] YC #{req_no} từ chối. Lý do: {reason}. LH {hq_phone}</w:t>
-            </w:r>
-          </w:p>
-        </w:tc>
-      </w:tr>
-      <w:tr>
-        <w:tc>
-          <w:tcPr>
-            <w:tcW w:type="dxa" w:w="567"/>
-          </w:tcPr>
-          <w:p>
-            <w:r/>
-            <w:r>
-              <w:rPr>
-                <w:sz w:val="17"/>
-              </w:rPr>
-              <w:t>14</w:t>
+              <w:t>[SeoulAqua] YC #{req_no} duyet. Chi phi: {amount}d - Hen: {date}. XN: soms.seoulaqua.com.vn</w:t>
             </w:r>
           </w:p>
         </w:tc>
         <w:tc>
           <w:tcPr>
-            <w:tcW w:type="dxa" w:w="2551"/>
-          </w:tcPr>
-          <w:p>
-            <w:r/>
-            <w:r>
-              <w:rPr>
-                <w:sz w:val="17"/>
-              </w:rPr>
-              <w:t>Từ chối yêu cầu dịch vụ</w:t>
-            </w:r>
-          </w:p>
-        </w:tc>
-        <w:tc>
-          <w:tcPr>
-            <w:tcW w:type="dxa" w:w="1247"/>
-          </w:tcPr>
-          <w:p>
-            <w:r/>
-            <w:r>
-              <w:rPr>
-                <w:sz w:val="17"/>
-              </w:rPr>
-              <w:t>Tiếng Anh</w:t>
-            </w:r>
-          </w:p>
-        </w:tc>
-        <w:tc>
-          <w:tcPr>
-            <w:tcW w:type="dxa" w:w="5272"/>
+            <w:tcW w:type="dxa" w:w="3175"/>
           </w:tcPr>
           <w:p>
             <w:pPr>
@@ -987,9 +768,9 @@
             <w:r>
               <w:rPr>
                 <w:rFonts w:ascii="Consolas" w:hAnsi="Consolas"/>
-                <w:sz w:val="17"/>
+                <w:sz w:val="16"/>
               </w:rPr>
-              <w:t>[SeoulAqua] Request #{req_no} declined. Reason: {reason}. Contact {hq_phone}</w:t>
+              <w:t>[SeoulAqua] YC #12345 duyet. Chi phi: 500.000d - Hen: 30/09/2026. XN: soms.seoulaqua.com.vn</w:t>
             </w:r>
           </w:p>
         </w:tc>
@@ -997,49 +778,58 @@
       <w:tr>
         <w:tc>
           <w:tcPr>
-            <w:tcW w:type="dxa" w:w="567"/>
+            <w:tcW w:type="dxa" w:w="510"/>
           </w:tcPr>
           <w:p>
+            <w:pPr>
+              <w:spacing w:after="40"/>
+            </w:pPr>
             <w:r/>
             <w:r>
               <w:rPr>
-                <w:sz w:val="17"/>
+                <w:sz w:val="16"/>
               </w:rPr>
-              <w:t>15</w:t>
+              <w:t>8</w:t>
             </w:r>
           </w:p>
         </w:tc>
         <w:tc>
           <w:tcPr>
-            <w:tcW w:type="dxa" w:w="2551"/>
+            <w:tcW w:type="dxa" w:w="1928"/>
           </w:tcPr>
           <w:p>
+            <w:pPr>
+              <w:spacing w:after="40"/>
+            </w:pPr>
             <w:r/>
             <w:r>
               <w:rPr>
-                <w:sz w:val="17"/>
+                <w:sz w:val="16"/>
               </w:rPr>
-              <w:t>Từ chối yêu cầu dịch vụ</w:t>
+              <w:t>Duyệt yêu cầu dịch vụ có phí</w:t>
             </w:r>
           </w:p>
         </w:tc>
         <w:tc>
           <w:tcPr>
-            <w:tcW w:type="dxa" w:w="1247"/>
+            <w:tcW w:type="dxa" w:w="1020"/>
           </w:tcPr>
           <w:p>
+            <w:pPr>
+              <w:spacing w:after="40"/>
+            </w:pPr>
             <w:r/>
             <w:r>
               <w:rPr>
-                <w:sz w:val="17"/>
+                <w:sz w:val="16"/>
               </w:rPr>
-              <w:t>Tiếng Hàn</w:t>
+              <w:t>Tiếng Anh</w:t>
             </w:r>
           </w:p>
         </w:tc>
         <w:tc>
           <w:tcPr>
-            <w:tcW w:type="dxa" w:w="5272"/>
+            <w:tcW w:type="dxa" w:w="3175"/>
           </w:tcPr>
           <w:p>
             <w:pPr>
@@ -1049,59 +839,15 @@
             <w:r>
               <w:rPr>
                 <w:rFonts w:ascii="Consolas" w:hAnsi="Consolas"/>
-                <w:sz w:val="17"/>
+                <w:sz w:val="16"/>
               </w:rPr>
-              <w:t>[SeoulAqua] 요청 #{req_no} 반려. 사유: {reason}. 문의 {hq_phone}</w:t>
-            </w:r>
-          </w:p>
-        </w:tc>
-      </w:tr>
-      <w:tr>
-        <w:tc>
-          <w:tcPr>
-            <w:tcW w:type="dxa" w:w="567"/>
-          </w:tcPr>
-          <w:p>
-            <w:r/>
-            <w:r>
-              <w:rPr>
-                <w:sz w:val="17"/>
-              </w:rPr>
-              <w:t>16</w:t>
+              <w:t>[SeoulAqua] Request #{req_no} approved. Cost: {amount} VND - Visit: {date}. Confirm: soms.seoulaqua.com.vn</w:t>
             </w:r>
           </w:p>
         </w:tc>
         <w:tc>
           <w:tcPr>
-            <w:tcW w:type="dxa" w:w="2551"/>
-          </w:tcPr>
-          <w:p>
-            <w:r/>
-            <w:r>
-              <w:rPr>
-                <w:sz w:val="17"/>
-              </w:rPr>
-              <w:t>Nhắc nợ phí thuê lần cuối (D+30)</w:t>
-            </w:r>
-          </w:p>
-        </w:tc>
-        <w:tc>
-          <w:tcPr>
-            <w:tcW w:type="dxa" w:w="1247"/>
-          </w:tcPr>
-          <w:p>
-            <w:r/>
-            <w:r>
-              <w:rPr>
-                <w:sz w:val="17"/>
-              </w:rPr>
-              <w:t>Tiếng Việt</w:t>
-            </w:r>
-          </w:p>
-        </w:tc>
-        <w:tc>
-          <w:tcPr>
-            <w:tcW w:type="dxa" w:w="5272"/>
+            <w:tcW w:type="dxa" w:w="3175"/>
           </w:tcPr>
           <w:p>
             <w:pPr>
@@ -1111,9 +857,9 @@
             <w:r>
               <w:rPr>
                 <w:rFonts w:ascii="Consolas" w:hAnsi="Consolas"/>
-                <w:sz w:val="17"/>
+                <w:sz w:val="16"/>
               </w:rPr>
-              <w:t>[SeoulAqua] {name}, phí thuê {month} {amount}đ chưa TT. TT: {url} hoặc {hq_phone}</w:t>
+              <w:t>[SeoulAqua] Request #12345 approved. Cost: 500.000 VND - Visit: 30/09/2026. Confirm: soms.seoulaqua.com.vn</w:t>
             </w:r>
           </w:p>
         </w:tc>
@@ -1121,49 +867,58 @@
       <w:tr>
         <w:tc>
           <w:tcPr>
-            <w:tcW w:type="dxa" w:w="567"/>
+            <w:tcW w:type="dxa" w:w="510"/>
           </w:tcPr>
           <w:p>
+            <w:pPr>
+              <w:spacing w:after="40"/>
+            </w:pPr>
             <w:r/>
             <w:r>
               <w:rPr>
-                <w:sz w:val="17"/>
+                <w:sz w:val="16"/>
               </w:rPr>
-              <w:t>17</w:t>
+              <w:t>9</w:t>
             </w:r>
           </w:p>
         </w:tc>
         <w:tc>
           <w:tcPr>
-            <w:tcW w:type="dxa" w:w="2551"/>
+            <w:tcW w:type="dxa" w:w="1928"/>
           </w:tcPr>
           <w:p>
+            <w:pPr>
+              <w:spacing w:after="40"/>
+            </w:pPr>
             <w:r/>
             <w:r>
               <w:rPr>
-                <w:sz w:val="17"/>
+                <w:sz w:val="16"/>
               </w:rPr>
-              <w:t>Nhắc nợ phí thuê lần cuối (D+30)</w:t>
+              <w:t>Từ chối yêu cầu dịch vụ</w:t>
             </w:r>
           </w:p>
         </w:tc>
         <w:tc>
           <w:tcPr>
-            <w:tcW w:type="dxa" w:w="1247"/>
+            <w:tcW w:type="dxa" w:w="1020"/>
           </w:tcPr>
           <w:p>
+            <w:pPr>
+              <w:spacing w:after="40"/>
+            </w:pPr>
             <w:r/>
             <w:r>
               <w:rPr>
-                <w:sz w:val="17"/>
+                <w:sz w:val="16"/>
               </w:rPr>
-              <w:t>Tiếng Anh</w:t>
+              <w:t>Tiếng Việt</w:t>
             </w:r>
           </w:p>
         </w:tc>
         <w:tc>
           <w:tcPr>
-            <w:tcW w:type="dxa" w:w="5272"/>
+            <w:tcW w:type="dxa" w:w="3175"/>
           </w:tcPr>
           <w:p>
             <w:pPr>
@@ -1173,59 +928,15 @@
             <w:r>
               <w:rPr>
                 <w:rFonts w:ascii="Consolas" w:hAnsi="Consolas"/>
-                <w:sz w:val="17"/>
+                <w:sz w:val="16"/>
               </w:rPr>
-              <w:t>[SeoulAqua] {name}, {month} rental {amount} VND overdue. Pay {url} or {hq_phone}</w:t>
-            </w:r>
-          </w:p>
-        </w:tc>
-      </w:tr>
-      <w:tr>
-        <w:tc>
-          <w:tcPr>
-            <w:tcW w:type="dxa" w:w="567"/>
-          </w:tcPr>
-          <w:p>
-            <w:r/>
-            <w:r>
-              <w:rPr>
-                <w:sz w:val="17"/>
-              </w:rPr>
-              <w:t>18</w:t>
+              <w:t>[SeoulAqua] YC #{req_no} tu choi. Ly do: {reason}. LH {hq_phone}</w:t>
             </w:r>
           </w:p>
         </w:tc>
         <w:tc>
           <w:tcPr>
-            <w:tcW w:type="dxa" w:w="2551"/>
-          </w:tcPr>
-          <w:p>
-            <w:r/>
-            <w:r>
-              <w:rPr>
-                <w:sz w:val="17"/>
-              </w:rPr>
-              <w:t>Nhắc nợ phí thuê lần cuối (D+30)</w:t>
-            </w:r>
-          </w:p>
-        </w:tc>
-        <w:tc>
-          <w:tcPr>
-            <w:tcW w:type="dxa" w:w="1247"/>
-          </w:tcPr>
-          <w:p>
-            <w:r/>
-            <w:r>
-              <w:rPr>
-                <w:sz w:val="17"/>
-              </w:rPr>
-              <w:t>Tiếng Hàn</w:t>
-            </w:r>
-          </w:p>
-        </w:tc>
-        <w:tc>
-          <w:tcPr>
-            <w:tcW w:type="dxa" w:w="5272"/>
+            <w:tcW w:type="dxa" w:w="3175"/>
           </w:tcPr>
           <w:p>
             <w:pPr>
@@ -1235,9 +946,9 @@
             <w:r>
               <w:rPr>
                 <w:rFonts w:ascii="Consolas" w:hAnsi="Consolas"/>
-                <w:sz w:val="17"/>
+                <w:sz w:val="16"/>
               </w:rPr>
-              <w:t>[SeoulAqua] {name}님 {month} 임대료 {amount}₫ 미납. 결제 {url} 또는 {hq_phone}</w:t>
+              <w:t>[SeoulAqua] YC #12345 tu choi. Ly do: Het thoi han bao hanh. LH 0768902009</w:t>
             </w:r>
           </w:p>
         </w:tc>
@@ -1245,49 +956,58 @@
       <w:tr>
         <w:tc>
           <w:tcPr>
-            <w:tcW w:type="dxa" w:w="567"/>
+            <w:tcW w:type="dxa" w:w="510"/>
           </w:tcPr>
           <w:p>
+            <w:pPr>
+              <w:spacing w:after="40"/>
+            </w:pPr>
             <w:r/>
             <w:r>
               <w:rPr>
-                <w:sz w:val="17"/>
+                <w:sz w:val="16"/>
               </w:rPr>
-              <w:t>19</w:t>
+              <w:t>10</w:t>
             </w:r>
           </w:p>
         </w:tc>
         <w:tc>
           <w:tcPr>
-            <w:tcW w:type="dxa" w:w="2551"/>
+            <w:tcW w:type="dxa" w:w="1928"/>
           </w:tcPr>
           <w:p>
+            <w:pPr>
+              <w:spacing w:after="40"/>
+            </w:pPr>
             <w:r/>
             <w:r>
               <w:rPr>
-                <w:sz w:val="17"/>
+                <w:sz w:val="16"/>
               </w:rPr>
-              <w:t>Thông báo hết hạn hợp đồng thuê (D-7)</w:t>
+              <w:t>Từ chối yêu cầu dịch vụ</w:t>
             </w:r>
           </w:p>
         </w:tc>
         <w:tc>
           <w:tcPr>
-            <w:tcW w:type="dxa" w:w="1247"/>
+            <w:tcW w:type="dxa" w:w="1020"/>
           </w:tcPr>
           <w:p>
+            <w:pPr>
+              <w:spacing w:after="40"/>
+            </w:pPr>
             <w:r/>
             <w:r>
               <w:rPr>
-                <w:sz w:val="17"/>
+                <w:sz w:val="16"/>
               </w:rPr>
-              <w:t>Tiếng Việt</w:t>
+              <w:t>Tiếng Anh</w:t>
             </w:r>
           </w:p>
         </w:tc>
         <w:tc>
           <w:tcPr>
-            <w:tcW w:type="dxa" w:w="5272"/>
+            <w:tcW w:type="dxa" w:w="3175"/>
           </w:tcPr>
           <w:p>
             <w:pPr>
@@ -1297,59 +1017,15 @@
             <w:r>
               <w:rPr>
                 <w:rFonts w:ascii="Consolas" w:hAnsi="Consolas"/>
-                <w:sz w:val="17"/>
+                <w:sz w:val="16"/>
               </w:rPr>
-              <w:t>[SeoulAqua] {name}, HĐ thuê hết hạn {date} (còn {days} ngày). Chuyển SH/bảo trì: {url} / {hq_phone}</w:t>
-            </w:r>
-          </w:p>
-        </w:tc>
-      </w:tr>
-      <w:tr>
-        <w:tc>
-          <w:tcPr>
-            <w:tcW w:type="dxa" w:w="567"/>
-          </w:tcPr>
-          <w:p>
-            <w:r/>
-            <w:r>
-              <w:rPr>
-                <w:sz w:val="17"/>
-              </w:rPr>
-              <w:t>20</w:t>
+              <w:t>[SeoulAqua] Request #{req_no} declined. Reason: {reason}. Contact {hq_phone}</w:t>
             </w:r>
           </w:p>
         </w:tc>
         <w:tc>
           <w:tcPr>
-            <w:tcW w:type="dxa" w:w="2551"/>
-          </w:tcPr>
-          <w:p>
-            <w:r/>
-            <w:r>
-              <w:rPr>
-                <w:sz w:val="17"/>
-              </w:rPr>
-              <w:t>Thông báo hết hạn hợp đồng thuê (D-7)</w:t>
-            </w:r>
-          </w:p>
-        </w:tc>
-        <w:tc>
-          <w:tcPr>
-            <w:tcW w:type="dxa" w:w="1247"/>
-          </w:tcPr>
-          <w:p>
-            <w:r/>
-            <w:r>
-              <w:rPr>
-                <w:sz w:val="17"/>
-              </w:rPr>
-              <w:t>Tiếng Anh</w:t>
-            </w:r>
-          </w:p>
-        </w:tc>
-        <w:tc>
-          <w:tcPr>
-            <w:tcW w:type="dxa" w:w="5272"/>
+            <w:tcW w:type="dxa" w:w="3175"/>
           </w:tcPr>
           <w:p>
             <w:pPr>
@@ -1359,9 +1035,9 @@
             <w:r>
               <w:rPr>
                 <w:rFonts w:ascii="Consolas" w:hAnsi="Consolas"/>
-                <w:sz w:val="17"/>
+                <w:sz w:val="16"/>
               </w:rPr>
-              <w:t>[SeoulAqua] {name}, rental ends {date} ({days} days left). Transfer/maintenance: {url} / {hq_phone}</w:t>
+              <w:t>[SeoulAqua] Request #12345 declined. Reason: Het thoi han bao hanh. Contact 0768902009</w:t>
             </w:r>
           </w:p>
         </w:tc>
@@ -1369,49 +1045,58 @@
       <w:tr>
         <w:tc>
           <w:tcPr>
-            <w:tcW w:type="dxa" w:w="567"/>
+            <w:tcW w:type="dxa" w:w="510"/>
           </w:tcPr>
           <w:p>
+            <w:pPr>
+              <w:spacing w:after="40"/>
+            </w:pPr>
             <w:r/>
             <w:r>
               <w:rPr>
-                <w:sz w:val="17"/>
+                <w:sz w:val="16"/>
               </w:rPr>
-              <w:t>21</w:t>
+              <w:t>11</w:t>
             </w:r>
           </w:p>
         </w:tc>
         <w:tc>
           <w:tcPr>
-            <w:tcW w:type="dxa" w:w="2551"/>
+            <w:tcW w:type="dxa" w:w="1928"/>
           </w:tcPr>
           <w:p>
+            <w:pPr>
+              <w:spacing w:after="40"/>
+            </w:pPr>
             <w:r/>
             <w:r>
               <w:rPr>
-                <w:sz w:val="17"/>
+                <w:sz w:val="16"/>
               </w:rPr>
-              <w:t>Thông báo hết hạn hợp đồng thuê (D-7)</w:t>
+              <w:t>Nhắc nợ phí thuê lần cuối (D+30)</w:t>
             </w:r>
           </w:p>
         </w:tc>
         <w:tc>
           <w:tcPr>
-            <w:tcW w:type="dxa" w:w="1247"/>
+            <w:tcW w:type="dxa" w:w="1020"/>
           </w:tcPr>
           <w:p>
+            <w:pPr>
+              <w:spacing w:after="40"/>
+            </w:pPr>
             <w:r/>
             <w:r>
               <w:rPr>
-                <w:sz w:val="17"/>
+                <w:sz w:val="16"/>
               </w:rPr>
-              <w:t>Tiếng Hàn</w:t>
+              <w:t>Tiếng Việt</w:t>
             </w:r>
           </w:p>
         </w:tc>
         <w:tc>
           <w:tcPr>
-            <w:tcW w:type="dxa" w:w="5272"/>
+            <w:tcW w:type="dxa" w:w="3175"/>
           </w:tcPr>
           <w:p>
             <w:pPr>
@@ -1421,9 +1106,294 @@
             <w:r>
               <w:rPr>
                 <w:rFonts w:ascii="Consolas" w:hAnsi="Consolas"/>
-                <w:sz w:val="17"/>
+                <w:sz w:val="16"/>
               </w:rPr>
-              <w:t>[SeoulAqua] {name}님 임대 만료 {date} (잔여 {days}일). 소유권 이전 또는 유지관리 {url} / {hq_phone}</w:t>
+              <w:t>[SeoulAqua] {name}, phi thue {month} {amount}d chua TT. TT: soms.seoulaqua.com.vn hoac {hq_phone}</w:t>
+            </w:r>
+          </w:p>
+        </w:tc>
+        <w:tc>
+          <w:tcPr>
+            <w:tcW w:type="dxa" w:w="3175"/>
+          </w:tcPr>
+          <w:p>
+            <w:pPr>
+              <w:spacing w:after="40"/>
+            </w:pPr>
+            <w:r/>
+            <w:r>
+              <w:rPr>
+                <w:rFonts w:ascii="Consolas" w:hAnsi="Consolas"/>
+                <w:sz w:val="16"/>
+              </w:rPr>
+              <w:t>[SeoulAqua] Nguyen Van An, phi thue 09/2026 500.000d chua TT. TT: soms.seoulaqua.com.vn hoac 0768902009</w:t>
+            </w:r>
+          </w:p>
+        </w:tc>
+      </w:tr>
+      <w:tr>
+        <w:tc>
+          <w:tcPr>
+            <w:tcW w:type="dxa" w:w="510"/>
+          </w:tcPr>
+          <w:p>
+            <w:pPr>
+              <w:spacing w:after="40"/>
+            </w:pPr>
+            <w:r/>
+            <w:r>
+              <w:rPr>
+                <w:sz w:val="16"/>
+              </w:rPr>
+              <w:t>12</w:t>
+            </w:r>
+          </w:p>
+        </w:tc>
+        <w:tc>
+          <w:tcPr>
+            <w:tcW w:type="dxa" w:w="1928"/>
+          </w:tcPr>
+          <w:p>
+            <w:pPr>
+              <w:spacing w:after="40"/>
+            </w:pPr>
+            <w:r/>
+            <w:r>
+              <w:rPr>
+                <w:sz w:val="16"/>
+              </w:rPr>
+              <w:t>Nhắc nợ phí thuê lần cuối (D+30)</w:t>
+            </w:r>
+          </w:p>
+        </w:tc>
+        <w:tc>
+          <w:tcPr>
+            <w:tcW w:type="dxa" w:w="1020"/>
+          </w:tcPr>
+          <w:p>
+            <w:pPr>
+              <w:spacing w:after="40"/>
+            </w:pPr>
+            <w:r/>
+            <w:r>
+              <w:rPr>
+                <w:sz w:val="16"/>
+              </w:rPr>
+              <w:t>Tiếng Anh</w:t>
+            </w:r>
+          </w:p>
+        </w:tc>
+        <w:tc>
+          <w:tcPr>
+            <w:tcW w:type="dxa" w:w="3175"/>
+          </w:tcPr>
+          <w:p>
+            <w:pPr>
+              <w:spacing w:after="40"/>
+            </w:pPr>
+            <w:r/>
+            <w:r>
+              <w:rPr>
+                <w:rFonts w:ascii="Consolas" w:hAnsi="Consolas"/>
+                <w:sz w:val="16"/>
+              </w:rPr>
+              <w:t>[SeoulAqua] {name}, {month} rental {amount} VND overdue. Pay soms.seoulaqua.com.vn or {hq_phone}</w:t>
+            </w:r>
+          </w:p>
+        </w:tc>
+        <w:tc>
+          <w:tcPr>
+            <w:tcW w:type="dxa" w:w="3175"/>
+          </w:tcPr>
+          <w:p>
+            <w:pPr>
+              <w:spacing w:after="40"/>
+            </w:pPr>
+            <w:r/>
+            <w:r>
+              <w:rPr>
+                <w:rFonts w:ascii="Consolas" w:hAnsi="Consolas"/>
+                <w:sz w:val="16"/>
+              </w:rPr>
+              <w:t>[SeoulAqua] Nguyen Van An, 09/2026 rental 500.000 VND overdue. Pay soms.seoulaqua.com.vn or 0768902009</w:t>
+            </w:r>
+          </w:p>
+        </w:tc>
+      </w:tr>
+      <w:tr>
+        <w:tc>
+          <w:tcPr>
+            <w:tcW w:type="dxa" w:w="510"/>
+          </w:tcPr>
+          <w:p>
+            <w:pPr>
+              <w:spacing w:after="40"/>
+            </w:pPr>
+            <w:r/>
+            <w:r>
+              <w:rPr>
+                <w:sz w:val="16"/>
+              </w:rPr>
+              <w:t>13</w:t>
+            </w:r>
+          </w:p>
+        </w:tc>
+        <w:tc>
+          <w:tcPr>
+            <w:tcW w:type="dxa" w:w="1928"/>
+          </w:tcPr>
+          <w:p>
+            <w:pPr>
+              <w:spacing w:after="40"/>
+            </w:pPr>
+            <w:r/>
+            <w:r>
+              <w:rPr>
+                <w:sz w:val="16"/>
+              </w:rPr>
+              <w:t>Thông báo hết hạn hợp đồng thuê (D-7)</w:t>
+            </w:r>
+          </w:p>
+        </w:tc>
+        <w:tc>
+          <w:tcPr>
+            <w:tcW w:type="dxa" w:w="1020"/>
+          </w:tcPr>
+          <w:p>
+            <w:pPr>
+              <w:spacing w:after="40"/>
+            </w:pPr>
+            <w:r/>
+            <w:r>
+              <w:rPr>
+                <w:sz w:val="16"/>
+              </w:rPr>
+              <w:t>Tiếng Việt</w:t>
+            </w:r>
+          </w:p>
+        </w:tc>
+        <w:tc>
+          <w:tcPr>
+            <w:tcW w:type="dxa" w:w="3175"/>
+          </w:tcPr>
+          <w:p>
+            <w:pPr>
+              <w:spacing w:after="40"/>
+            </w:pPr>
+            <w:r/>
+            <w:r>
+              <w:rPr>
+                <w:rFonts w:ascii="Consolas" w:hAnsi="Consolas"/>
+                <w:sz w:val="16"/>
+              </w:rPr>
+              <w:t>[SeoulAqua] {name}, HD thue het han {date} (con {days} ngay). Chuyen SH/bao tri: soms.seoulaqua.com.vn / {hq_phone}</w:t>
+            </w:r>
+          </w:p>
+        </w:tc>
+        <w:tc>
+          <w:tcPr>
+            <w:tcW w:type="dxa" w:w="3175"/>
+          </w:tcPr>
+          <w:p>
+            <w:pPr>
+              <w:spacing w:after="40"/>
+            </w:pPr>
+            <w:r/>
+            <w:r>
+              <w:rPr>
+                <w:rFonts w:ascii="Consolas" w:hAnsi="Consolas"/>
+                <w:sz w:val="16"/>
+              </w:rPr>
+              <w:t>[SeoulAqua] Nguyen Van An, HD thue het han 30/09/2026 (con 7 ngay). Chuyen SH/bao tri: soms.seoulaqua.com.vn / 0768902009</w:t>
+            </w:r>
+          </w:p>
+        </w:tc>
+      </w:tr>
+      <w:tr>
+        <w:tc>
+          <w:tcPr>
+            <w:tcW w:type="dxa" w:w="510"/>
+          </w:tcPr>
+          <w:p>
+            <w:pPr>
+              <w:spacing w:after="40"/>
+            </w:pPr>
+            <w:r/>
+            <w:r>
+              <w:rPr>
+                <w:sz w:val="16"/>
+              </w:rPr>
+              <w:t>14</w:t>
+            </w:r>
+          </w:p>
+        </w:tc>
+        <w:tc>
+          <w:tcPr>
+            <w:tcW w:type="dxa" w:w="1928"/>
+          </w:tcPr>
+          <w:p>
+            <w:pPr>
+              <w:spacing w:after="40"/>
+            </w:pPr>
+            <w:r/>
+            <w:r>
+              <w:rPr>
+                <w:sz w:val="16"/>
+              </w:rPr>
+              <w:t>Thông báo hết hạn hợp đồng thuê (D-7)</w:t>
+            </w:r>
+          </w:p>
+        </w:tc>
+        <w:tc>
+          <w:tcPr>
+            <w:tcW w:type="dxa" w:w="1020"/>
+          </w:tcPr>
+          <w:p>
+            <w:pPr>
+              <w:spacing w:after="40"/>
+            </w:pPr>
+            <w:r/>
+            <w:r>
+              <w:rPr>
+                <w:sz w:val="16"/>
+              </w:rPr>
+              <w:t>Tiếng Anh</w:t>
+            </w:r>
+          </w:p>
+        </w:tc>
+        <w:tc>
+          <w:tcPr>
+            <w:tcW w:type="dxa" w:w="3175"/>
+          </w:tcPr>
+          <w:p>
+            <w:pPr>
+              <w:spacing w:after="40"/>
+            </w:pPr>
+            <w:r/>
+            <w:r>
+              <w:rPr>
+                <w:rFonts w:ascii="Consolas" w:hAnsi="Consolas"/>
+                <w:sz w:val="16"/>
+              </w:rPr>
+              <w:t>[SeoulAqua] {name}, rental ends {date} ({days} days left). Transfer/maintenance: soms.seoulaqua.com.vn / {hq_phone}</w:t>
+            </w:r>
+          </w:p>
+        </w:tc>
+        <w:tc>
+          <w:tcPr>
+            <w:tcW w:type="dxa" w:w="3175"/>
+          </w:tcPr>
+          <w:p>
+            <w:pPr>
+              <w:spacing w:after="40"/>
+            </w:pPr>
+            <w:r/>
+            <w:r>
+              <w:rPr>
+                <w:rFonts w:ascii="Consolas" w:hAnsi="Consolas"/>
+                <w:sz w:val="16"/>
+              </w:rPr>
+              <w:t>[SeoulAqua] Nguyen Van An, rental ends 30/09/2026 (7 days left). Transfer/maintenance: soms.seoulaqua.com.vn / 0768902009</w:t>
             </w:r>
           </w:p>
         </w:tc>
@@ -1431,7 +1401,7 @@
     </w:tbl>
     <w:sectPr>
       <w:pgSz w:w="12240" w:h="15840"/>
-      <w:pgMar w:top="1134" w:right="1134" w:bottom="1134" w:left="1134" w:header="720" w:footer="720" w:gutter="0"/>
+      <w:pgMar w:top="1020" w:right="850" w:bottom="1020" w:left="850" w:header="720" w:footer="720" w:gutter="0"/>
       <w:cols w:space="720"/>
       <w:docGrid w:linePitch="360"/>
     </w:sectPr>

--- a/docs/SMS_TEMPLATE_REGISTRATION_REQUEST.docx
+++ b/docs/SMS_TEMPLATE_REGISTRATION_REQUEST.docx
@@ -1,6 +1,6 @@
 
 <file path=word/document.xml><?xml version="1.0" encoding="utf-8"?>
-<w:document xmlns:wpc="http://schemas.microsoft.com/office/word/2010/wordprocessingCanvas" xmlns:mo="http://schemas.microsoft.com/office/mac/office/2008/main" xmlns:mc="http://schemas.openxmlformats.org/markup-compatibility/2006" xmlns:mv="urn:schemas-microsoft-com:mac:vml" xmlns:o="urn:schemas-microsoft-com:office:office" xmlns:r="http://schemas.openxmlformats.org/officeDocument/2006/relationships" xmlns:m="http://schemas.openxmlformats.org/officeDocument/2006/math" xmlns:v="urn:schemas-microsoft-com:vml" xmlns:wp14="http://schemas.microsoft.com/office/word/2010/wordprocessingDrawing" xmlns:wp="http://schemas.openxmlformats.org/drawingml/2006/wordprocessingDrawing" xmlns:w10="urn:schemas-microsoft-com:office:word" xmlns:w="http://schemas.openxmlformats.org/wordprocessingml/2006/main" xmlns:w14="http://schemas.microsoft.com/office/word/2010/wordml" xmlns:wpg="http://schemas.microsoft.com/office/word/2010/wordprocessingGroup" xmlns:wpi="http://schemas.microsoft.com/office/word/2010/wordprocessingInk" xmlns:wne="http://schemas.microsoft.com/office/word/2006/wordml" xmlns:wps="http://schemas.microsoft.com/office/word/2010/wordprocessingShape" mc:Ignorable="w14 wp14">
+<w:document xmlns:ns1="http://schemas.openxmlformats.org/markup-compatibility/2006" xmlns:w="http://schemas.openxmlformats.org/wordprocessingml/2006/main" ns1:Ignorable="w14 wp14">
   <w:body>
     <w:p>
       <w:pPr>
@@ -23,7 +23,7 @@
           <w:color w:val="606060"/>
           <w:sz w:val="18"/>
         </w:rPr>
-        <w:t>CÔNG TY TNHH MTV TM&amp;DV ĐẠI Á (Seoul Aqua)    ·    Brandname: SEOUL AQUA    ·    23/09/2026</w:t>
+        <w:t>CÔNG TY TNHH MTV TM&amp;DV ĐẠI Á (Seoul Aqua)    ·    Brandname: SEOUL AQUA    ·    24/09/2026</w:t>
       </w:r>
     </w:p>
     <w:p>
@@ -539,184 +539,6 @@
               <w:rPr>
                 <w:sz w:val="16"/>
               </w:rPr>
-              <w:t>Mã xác thực khôi phục mật khẩu nhân viên</w:t>
-            </w:r>
-          </w:p>
-        </w:tc>
-        <w:tc>
-          <w:tcPr>
-            <w:tcW w:type="dxa" w:w="1020"/>
-          </w:tcPr>
-          <w:p>
-            <w:pPr>
-              <w:spacing w:after="40"/>
-            </w:pPr>
-            <w:r/>
-            <w:r>
-              <w:rPr>
-                <w:sz w:val="16"/>
-              </w:rPr>
-              <w:t>Tiếng Việt</w:t>
-            </w:r>
-          </w:p>
-        </w:tc>
-        <w:tc>
-          <w:tcPr>
-            <w:tcW w:type="dxa" w:w="3175"/>
-          </w:tcPr>
-          <w:p>
-            <w:pPr>
-              <w:spacing w:after="40"/>
-            </w:pPr>
-            <w:r/>
-            <w:r>
-              <w:rPr>
-                <w:rFonts w:ascii="Consolas" w:hAnsi="Consolas"/>
-                <w:sz w:val="16"/>
-              </w:rPr>
-              <w:t>[SeoulAqua] Ma xac thuc khoi phuc mat khau: {code} (hieu luc {minutes} phut). Khong phai ban? Bao quan tri vien ngay.</w:t>
-            </w:r>
-          </w:p>
-        </w:tc>
-        <w:tc>
-          <w:tcPr>
-            <w:tcW w:type="dxa" w:w="3175"/>
-          </w:tcPr>
-          <w:p>
-            <w:pPr>
-              <w:spacing w:after="40"/>
-            </w:pPr>
-            <w:r/>
-            <w:r>
-              <w:rPr>
-                <w:rFonts w:ascii="Consolas" w:hAnsi="Consolas"/>
-                <w:sz w:val="16"/>
-              </w:rPr>
-              <w:t>[SeoulAqua] Ma xac thuc khoi phuc mat khau: 123456 (hieu luc 10 phut). Khong phai ban? Bao quan tri vien ngay.</w:t>
-            </w:r>
-          </w:p>
-        </w:tc>
-      </w:tr>
-      <w:tr>
-        <w:tc>
-          <w:tcPr>
-            <w:tcW w:type="dxa" w:w="510"/>
-          </w:tcPr>
-          <w:p>
-            <w:pPr>
-              <w:spacing w:after="40"/>
-            </w:pPr>
-            <w:r/>
-            <w:r>
-              <w:rPr>
-                <w:sz w:val="16"/>
-              </w:rPr>
-              <w:t>6</w:t>
-            </w:r>
-          </w:p>
-        </w:tc>
-        <w:tc>
-          <w:tcPr>
-            <w:tcW w:type="dxa" w:w="1928"/>
-          </w:tcPr>
-          <w:p>
-            <w:pPr>
-              <w:spacing w:after="40"/>
-            </w:pPr>
-            <w:r/>
-            <w:r>
-              <w:rPr>
-                <w:sz w:val="16"/>
-              </w:rPr>
-              <w:t>Mã xác thực khôi phục mật khẩu nhân viên</w:t>
-            </w:r>
-          </w:p>
-        </w:tc>
-        <w:tc>
-          <w:tcPr>
-            <w:tcW w:type="dxa" w:w="1020"/>
-          </w:tcPr>
-          <w:p>
-            <w:pPr>
-              <w:spacing w:after="40"/>
-            </w:pPr>
-            <w:r/>
-            <w:r>
-              <w:rPr>
-                <w:sz w:val="16"/>
-              </w:rPr>
-              <w:t>Tiếng Anh</w:t>
-            </w:r>
-          </w:p>
-        </w:tc>
-        <w:tc>
-          <w:tcPr>
-            <w:tcW w:type="dxa" w:w="3175"/>
-          </w:tcPr>
-          <w:p>
-            <w:pPr>
-              <w:spacing w:after="40"/>
-            </w:pPr>
-            <w:r/>
-            <w:r>
-              <w:rPr>
-                <w:rFonts w:ascii="Consolas" w:hAnsi="Consolas"/>
-                <w:sz w:val="16"/>
-              </w:rPr>
-              <w:t>[SeoulAqua] Password recovery code: {code} (valid {minutes} min). If this wasn't you, alert your admin immediately.</w:t>
-            </w:r>
-          </w:p>
-        </w:tc>
-        <w:tc>
-          <w:tcPr>
-            <w:tcW w:type="dxa" w:w="3175"/>
-          </w:tcPr>
-          <w:p>
-            <w:pPr>
-              <w:spacing w:after="40"/>
-            </w:pPr>
-            <w:r/>
-            <w:r>
-              <w:rPr>
-                <w:rFonts w:ascii="Consolas" w:hAnsi="Consolas"/>
-                <w:sz w:val="16"/>
-              </w:rPr>
-              <w:t>[SeoulAqua] Password recovery code: 123456 (valid 10 min). If this wasn't you, alert your admin immediately.</w:t>
-            </w:r>
-          </w:p>
-        </w:tc>
-      </w:tr>
-      <w:tr>
-        <w:tc>
-          <w:tcPr>
-            <w:tcW w:type="dxa" w:w="510"/>
-          </w:tcPr>
-          <w:p>
-            <w:pPr>
-              <w:spacing w:after="40"/>
-            </w:pPr>
-            <w:r/>
-            <w:r>
-              <w:rPr>
-                <w:sz w:val="16"/>
-              </w:rPr>
-              <w:t>7</w:t>
-            </w:r>
-          </w:p>
-        </w:tc>
-        <w:tc>
-          <w:tcPr>
-            <w:tcW w:type="dxa" w:w="1928"/>
-          </w:tcPr>
-          <w:p>
-            <w:pPr>
-              <w:spacing w:after="40"/>
-            </w:pPr>
-            <w:r/>
-            <w:r>
-              <w:rPr>
-                <w:sz w:val="16"/>
-              </w:rPr>
               <w:t>Duyệt yêu cầu dịch vụ có phí</w:t>
             </w:r>
           </w:p>
@@ -789,7 +611,7 @@
               <w:rPr>
                 <w:sz w:val="16"/>
               </w:rPr>
-              <w:t>8</w:t>
+              <w:t>6</w:t>
             </w:r>
           </w:p>
         </w:tc>
@@ -878,7 +700,7 @@
               <w:rPr>
                 <w:sz w:val="16"/>
               </w:rPr>
-              <w:t>9</w:t>
+              <w:t>7</w:t>
             </w:r>
           </w:p>
         </w:tc>
@@ -967,7 +789,7 @@
               <w:rPr>
                 <w:sz w:val="16"/>
               </w:rPr>
-              <w:t>10</w:t>
+              <w:t>8</w:t>
             </w:r>
           </w:p>
         </w:tc>
@@ -1056,7 +878,7 @@
               <w:rPr>
                 <w:sz w:val="16"/>
               </w:rPr>
-              <w:t>11</w:t>
+              <w:t>9</w:t>
             </w:r>
           </w:p>
         </w:tc>
@@ -1145,7 +967,7 @@
               <w:rPr>
                 <w:sz w:val="16"/>
               </w:rPr>
-              <w:t>12</w:t>
+              <w:t>10</w:t>
             </w:r>
           </w:p>
         </w:tc>
@@ -1234,7 +1056,7 @@
               <w:rPr>
                 <w:sz w:val="16"/>
               </w:rPr>
-              <w:t>13</w:t>
+              <w:t>11</w:t>
             </w:r>
           </w:p>
         </w:tc>
@@ -1323,7 +1145,7 @@
               <w:rPr>
                 <w:sz w:val="16"/>
               </w:rPr>
-              <w:t>14</w:t>
+              <w:t>12</w:t>
             </w:r>
           </w:p>
         </w:tc>
